--- a/pr3/Фомина 3 пр Андроид.docx
+++ b/pr3/Фомина 3 пр Андроид.docx
@@ -490,10 +490,11 @@
             <w:r>
               <w:rPr>
                 <w:b/>
-                <w:u w:val="single"/>
-              </w:rPr>
-              <w:t>2</w:t>
-            </w:r>
+              </w:rPr>
+              <w:t>3</w:t>
+            </w:r>
+            <w:bookmarkStart w:id="2" w:name="_GoBack"/>
+            <w:bookmarkEnd w:id="2"/>
           </w:p>
         </w:tc>
       </w:tr>
@@ -892,7 +893,14 @@
                 <w:sz w:val="20"/>
                 <w:szCs w:val="20"/>
               </w:rPr>
-              <w:t>07</w:t>
+              <w:t>2</w:t>
+            </w:r>
+            <w:r>
+              <w:rPr>
+                <w:sz w:val="20"/>
+                <w:szCs w:val="20"/>
+              </w:rPr>
+              <w:t>7</w:t>
             </w:r>
             <w:r>
               <w:rPr>
@@ -1220,14 +1228,14 @@
           <w:szCs w:val="28"/>
         </w:rPr>
       </w:pPr>
-      <w:bookmarkStart w:id="2" w:name="_j6tclh2tgrys" w:colFirst="0" w:colLast="0"/>
-      <w:bookmarkStart w:id="3" w:name="_Toc224402033"/>
-      <w:bookmarkEnd w:id="2"/>
+      <w:bookmarkStart w:id="3" w:name="_j6tclh2tgrys" w:colFirst="0" w:colLast="0"/>
+      <w:bookmarkStart w:id="4" w:name="_Toc225598438"/>
+      <w:bookmarkEnd w:id="3"/>
       <w:r>
         <w:lastRenderedPageBreak/>
         <w:t>СОДЕРЖАНИЕ</w:t>
       </w:r>
-      <w:bookmarkEnd w:id="3"/>
+      <w:bookmarkEnd w:id="4"/>
     </w:p>
     <w:sdt>
       <w:sdtPr>
@@ -1278,7 +1286,7 @@
           <w:r>
             <w:fldChar w:fldCharType="separate"/>
           </w:r>
-          <w:hyperlink w:anchor="_Toc224402033" w:history="1">
+          <w:hyperlink w:anchor="_Toc225598438" w:history="1">
             <w:r>
               <w:rPr>
                 <w:rStyle w:val="ac"/>
@@ -1305,7 +1313,7 @@
                 <w:noProof/>
                 <w:webHidden/>
               </w:rPr>
-              <w:instrText xml:space="preserve"> PAGEREF _Toc224402033 \h </w:instrText>
+              <w:instrText xml:space="preserve"> PAGEREF _Toc225598438 \h </w:instrText>
             </w:r>
             <w:r>
               <w:rPr>
@@ -1349,7 +1357,7 @@
               <w:szCs w:val="22"/>
             </w:rPr>
           </w:pPr>
-          <w:hyperlink w:anchor="_Toc224402034" w:history="1">
+          <w:hyperlink w:anchor="_Toc225598439" w:history="1">
             <w:r>
               <w:rPr>
                 <w:rStyle w:val="ac"/>
@@ -1376,7 +1384,7 @@
                 <w:noProof/>
                 <w:webHidden/>
               </w:rPr>
-              <w:instrText xml:space="preserve"> PAGEREF _Toc224402034 \h </w:instrText>
+              <w:instrText xml:space="preserve"> PAGEREF _Toc225598439 \h </w:instrText>
             </w:r>
             <w:r>
               <w:rPr>
@@ -1420,7 +1428,7 @@
               <w:szCs w:val="22"/>
             </w:rPr>
           </w:pPr>
-          <w:hyperlink w:anchor="_Toc224402035" w:history="1">
+          <w:hyperlink w:anchor="_Toc225598440" w:history="1">
             <w:r>
               <w:rPr>
                 <w:rStyle w:val="ac"/>
@@ -1447,7 +1455,7 @@
                 <w:noProof/>
                 <w:webHidden/>
               </w:rPr>
-              <w:instrText xml:space="preserve"> PAGEREF _Toc224402035 \h </w:instrText>
+              <w:instrText xml:space="preserve"> PAGEREF _Toc225598440 \h </w:instrText>
             </w:r>
             <w:r>
               <w:rPr>
@@ -1491,7 +1499,7 @@
               <w:szCs w:val="22"/>
             </w:rPr>
           </w:pPr>
-          <w:hyperlink w:anchor="_Toc224402036" w:history="1">
+          <w:hyperlink w:anchor="_Toc225598441" w:history="1">
             <w:r>
               <w:rPr>
                 <w:rStyle w:val="ac"/>
@@ -1518,7 +1526,7 @@
                 <w:noProof/>
                 <w:webHidden/>
               </w:rPr>
-              <w:instrText xml:space="preserve"> PAGEREF _Toc224402036 \h </w:instrText>
+              <w:instrText xml:space="preserve"> PAGEREF _Toc225598441 \h </w:instrText>
             </w:r>
             <w:r>
               <w:rPr>
@@ -1562,7 +1570,7 @@
               <w:szCs w:val="22"/>
             </w:rPr>
           </w:pPr>
-          <w:hyperlink w:anchor="_Toc224402037" w:history="1">
+          <w:hyperlink w:anchor="_Toc225598442" w:history="1">
             <w:r>
               <w:rPr>
                 <w:rStyle w:val="ac"/>
@@ -1589,7 +1597,7 @@
                 <w:noProof/>
                 <w:webHidden/>
               </w:rPr>
-              <w:instrText xml:space="preserve"> PAGEREF _Toc224402037 \h </w:instrText>
+              <w:instrText xml:space="preserve"> PAGEREF _Toc225598442 \h </w:instrText>
             </w:r>
             <w:r>
               <w:rPr>
@@ -1633,13 +1641,13 @@
               <w:szCs w:val="22"/>
             </w:rPr>
           </w:pPr>
-          <w:hyperlink w:anchor="_Toc224402038" w:history="1">
+          <w:hyperlink w:anchor="_Toc225598443" w:history="1">
             <w:r>
               <w:rPr>
                 <w:rStyle w:val="ac"/>
                 <w:noProof/>
               </w:rPr>
-              <w:t>Создание трех активностей с передачей данных</w:t>
+              <w:t>Подготовка структуры приложения</w:t>
             </w:r>
             <w:r>
               <w:rPr>
@@ -1660,7 +1668,7 @@
                 <w:noProof/>
                 <w:webHidden/>
               </w:rPr>
-              <w:instrText xml:space="preserve"> PAGEREF _Toc224402038 \h </w:instrText>
+              <w:instrText xml:space="preserve"> PAGEREF _Toc225598443 \h </w:instrText>
             </w:r>
             <w:r>
               <w:rPr>
@@ -1680,7 +1688,7 @@
                 <w:noProof/>
                 <w:webHidden/>
               </w:rPr>
-              <w:t>6</w:t>
+              <w:t>5</w:t>
             </w:r>
             <w:r>
               <w:rPr>
@@ -1704,13 +1712,43 @@
               <w:szCs w:val="22"/>
             </w:rPr>
           </w:pPr>
-          <w:hyperlink w:anchor="_Toc224402039" w:history="1">
+          <w:hyperlink w:anchor="_Toc225598444" w:history="1">
             <w:r>
               <w:rPr>
                 <w:rStyle w:val="ac"/>
                 <w:noProof/>
               </w:rPr>
-              <w:t>Работа с контейнерами разметки</w:t>
+              <w:t xml:space="preserve">Реализация </w:t>
+            </w:r>
+            <w:r>
+              <w:rPr>
+                <w:rStyle w:val="ac"/>
+                <w:noProof/>
+                <w:lang w:val="en-US"/>
+              </w:rPr>
+              <w:t>Navigation</w:t>
+            </w:r>
+            <w:r>
+              <w:rPr>
+                <w:rStyle w:val="ac"/>
+                <w:noProof/>
+              </w:rPr>
+              <w:t xml:space="preserve"> </w:t>
+            </w:r>
+            <w:r>
+              <w:rPr>
+                <w:rStyle w:val="ac"/>
+                <w:noProof/>
+                <w:lang w:val="en-US"/>
+              </w:rPr>
+              <w:t>Drawer</w:t>
+            </w:r>
+            <w:r>
+              <w:rPr>
+                <w:rStyle w:val="ac"/>
+                <w:noProof/>
+              </w:rPr>
+              <w:t xml:space="preserve"> на первом экране</w:t>
             </w:r>
             <w:r>
               <w:rPr>
@@ -1731,7 +1769,7 @@
                 <w:noProof/>
                 <w:webHidden/>
               </w:rPr>
-              <w:instrText xml:space="preserve"> PAGEREF _Toc224402039 \h </w:instrText>
+              <w:instrText xml:space="preserve"> PAGEREF _Toc225598444 \h </w:instrText>
             </w:r>
             <w:r>
               <w:rPr>
@@ -1751,7 +1789,7 @@
                 <w:noProof/>
                 <w:webHidden/>
               </w:rPr>
-              <w:t>14</w:t>
+              <w:t>5</w:t>
             </w:r>
             <w:r>
               <w:rPr>
@@ -1775,13 +1813,13 @@
               <w:szCs w:val="22"/>
             </w:rPr>
           </w:pPr>
-          <w:hyperlink w:anchor="_Toc224402040" w:history="1">
+          <w:hyperlink w:anchor="_Toc225598445" w:history="1">
             <w:r>
               <w:rPr>
                 <w:rStyle w:val="ac"/>
                 <w:noProof/>
               </w:rPr>
-              <w:t>Ресурсы и локализация</w:t>
+              <w:t>Реализация ListView категорий и перехода по выбранной категории</w:t>
             </w:r>
             <w:r>
               <w:rPr>
@@ -1802,7 +1840,7 @@
                 <w:noProof/>
                 <w:webHidden/>
               </w:rPr>
-              <w:instrText xml:space="preserve"> PAGEREF _Toc224402040 \h </w:instrText>
+              <w:instrText xml:space="preserve"> PAGEREF _Toc225598445 \h </w:instrText>
             </w:r>
             <w:r>
               <w:rPr>
@@ -1822,7 +1860,7 @@
                 <w:noProof/>
                 <w:webHidden/>
               </w:rPr>
-              <w:t>20</w:t>
+              <w:t>6</w:t>
             </w:r>
             <w:r>
               <w:rPr>
@@ -1846,13 +1884,13 @@
               <w:szCs w:val="22"/>
             </w:rPr>
           </w:pPr>
-          <w:hyperlink w:anchor="_Toc224402041" w:history="1">
+          <w:hyperlink w:anchor="_Toc225598446" w:history="1">
             <w:r>
               <w:rPr>
                 <w:rStyle w:val="ac"/>
                 <w:noProof/>
               </w:rPr>
-              <w:t>Создание и управление фрагментами</w:t>
+              <w:t>Добавление и удаление элементов списка</w:t>
             </w:r>
             <w:r>
               <w:rPr>
@@ -1873,7 +1911,7 @@
                 <w:noProof/>
                 <w:webHidden/>
               </w:rPr>
-              <w:instrText xml:space="preserve"> PAGEREF _Toc224402041 \h </w:instrText>
+              <w:instrText xml:space="preserve"> PAGEREF _Toc225598446 \h </w:instrText>
             </w:r>
             <w:r>
               <w:rPr>
@@ -1893,7 +1931,322 @@
                 <w:noProof/>
                 <w:webHidden/>
               </w:rPr>
-              <w:t>24</w:t>
+              <w:t>7</w:t>
+            </w:r>
+            <w:r>
+              <w:rPr>
+                <w:noProof/>
+                <w:webHidden/>
+              </w:rPr>
+              <w:fldChar w:fldCharType="end"/>
+            </w:r>
+          </w:hyperlink>
+        </w:p>
+        <w:p>
+          <w:pPr>
+            <w:pStyle w:val="21"/>
+            <w:tabs>
+              <w:tab w:val="right" w:leader="dot" w:pos="9628"/>
+            </w:tabs>
+            <w:rPr>
+              <w:rFonts w:asciiTheme="minorHAnsi" w:eastAsiaTheme="minorEastAsia" w:hAnsiTheme="minorHAnsi" w:cstheme="minorBidi"/>
+              <w:noProof/>
+              <w:sz w:val="22"/>
+              <w:szCs w:val="22"/>
+            </w:rPr>
+          </w:pPr>
+          <w:hyperlink w:anchor="_Toc225598447" w:history="1">
+            <w:r>
+              <w:rPr>
+                <w:rStyle w:val="ac"/>
+                <w:noProof/>
+              </w:rPr>
+              <w:t xml:space="preserve">Реализация отдельной активности со </w:t>
+            </w:r>
+            <w:r>
+              <w:rPr>
+                <w:rStyle w:val="ac"/>
+                <w:noProof/>
+                <w:lang w:val="en-US"/>
+              </w:rPr>
+              <w:t>ScrollView</w:t>
+            </w:r>
+            <w:r>
+              <w:rPr>
+                <w:noProof/>
+                <w:webHidden/>
+              </w:rPr>
+              <w:tab/>
+            </w:r>
+            <w:r>
+              <w:rPr>
+                <w:noProof/>
+                <w:webHidden/>
+              </w:rPr>
+              <w:fldChar w:fldCharType="begin"/>
+            </w:r>
+            <w:r>
+              <w:rPr>
+                <w:noProof/>
+                <w:webHidden/>
+              </w:rPr>
+              <w:instrText xml:space="preserve"> PAGEREF _Toc225598447 \h </w:instrText>
+            </w:r>
+            <w:r>
+              <w:rPr>
+                <w:noProof/>
+                <w:webHidden/>
+              </w:rPr>
+            </w:r>
+            <w:r>
+              <w:rPr>
+                <w:noProof/>
+                <w:webHidden/>
+              </w:rPr>
+              <w:fldChar w:fldCharType="separate"/>
+            </w:r>
+            <w:r>
+              <w:rPr>
+                <w:noProof/>
+                <w:webHidden/>
+              </w:rPr>
+              <w:t>8</w:t>
+            </w:r>
+            <w:r>
+              <w:rPr>
+                <w:noProof/>
+                <w:webHidden/>
+              </w:rPr>
+              <w:fldChar w:fldCharType="end"/>
+            </w:r>
+          </w:hyperlink>
+        </w:p>
+        <w:p>
+          <w:pPr>
+            <w:pStyle w:val="21"/>
+            <w:tabs>
+              <w:tab w:val="right" w:leader="dot" w:pos="9628"/>
+            </w:tabs>
+            <w:rPr>
+              <w:rFonts w:asciiTheme="minorHAnsi" w:eastAsiaTheme="minorEastAsia" w:hAnsiTheme="minorHAnsi" w:cstheme="minorBidi"/>
+              <w:noProof/>
+              <w:sz w:val="22"/>
+              <w:szCs w:val="22"/>
+            </w:rPr>
+          </w:pPr>
+          <w:hyperlink w:anchor="_Toc225598448" w:history="1">
+            <w:r>
+              <w:rPr>
+                <w:rStyle w:val="ac"/>
+                <w:noProof/>
+              </w:rPr>
+              <w:t xml:space="preserve">Реализация отдельной активности со </w:t>
+            </w:r>
+            <w:r>
+              <w:rPr>
+                <w:rStyle w:val="ac"/>
+                <w:noProof/>
+                <w:lang w:val="en-US"/>
+              </w:rPr>
+              <w:t>Spinner</w:t>
+            </w:r>
+            <w:r>
+              <w:rPr>
+                <w:noProof/>
+                <w:webHidden/>
+              </w:rPr>
+              <w:tab/>
+            </w:r>
+            <w:r>
+              <w:rPr>
+                <w:noProof/>
+                <w:webHidden/>
+              </w:rPr>
+              <w:fldChar w:fldCharType="begin"/>
+            </w:r>
+            <w:r>
+              <w:rPr>
+                <w:noProof/>
+                <w:webHidden/>
+              </w:rPr>
+              <w:instrText xml:space="preserve"> PAGEREF _Toc225598448 \h </w:instrText>
+            </w:r>
+            <w:r>
+              <w:rPr>
+                <w:noProof/>
+                <w:webHidden/>
+              </w:rPr>
+            </w:r>
+            <w:r>
+              <w:rPr>
+                <w:noProof/>
+                <w:webHidden/>
+              </w:rPr>
+              <w:fldChar w:fldCharType="separate"/>
+            </w:r>
+            <w:r>
+              <w:rPr>
+                <w:noProof/>
+                <w:webHidden/>
+              </w:rPr>
+              <w:t>9</w:t>
+            </w:r>
+            <w:r>
+              <w:rPr>
+                <w:noProof/>
+                <w:webHidden/>
+              </w:rPr>
+              <w:fldChar w:fldCharType="end"/>
+            </w:r>
+          </w:hyperlink>
+        </w:p>
+        <w:p>
+          <w:pPr>
+            <w:pStyle w:val="21"/>
+            <w:tabs>
+              <w:tab w:val="right" w:leader="dot" w:pos="9628"/>
+            </w:tabs>
+            <w:rPr>
+              <w:rFonts w:asciiTheme="minorHAnsi" w:eastAsiaTheme="minorEastAsia" w:hAnsiTheme="minorHAnsi" w:cstheme="minorBidi"/>
+              <w:noProof/>
+              <w:sz w:val="22"/>
+              <w:szCs w:val="22"/>
+            </w:rPr>
+          </w:pPr>
+          <w:hyperlink w:anchor="_Toc225598449" w:history="1">
+            <w:r>
+              <w:rPr>
+                <w:rStyle w:val="ac"/>
+                <w:noProof/>
+              </w:rPr>
+              <w:t xml:space="preserve">Реализация </w:t>
+            </w:r>
+            <w:r>
+              <w:rPr>
+                <w:rStyle w:val="ac"/>
+                <w:noProof/>
+                <w:lang w:val="en-US"/>
+              </w:rPr>
+              <w:t>RecyclerView</w:t>
+            </w:r>
+            <w:r>
+              <w:rPr>
+                <w:rStyle w:val="ac"/>
+                <w:noProof/>
+              </w:rPr>
+              <w:t xml:space="preserve"> (изображение и текст)</w:t>
+            </w:r>
+            <w:r>
+              <w:rPr>
+                <w:noProof/>
+                <w:webHidden/>
+              </w:rPr>
+              <w:tab/>
+            </w:r>
+            <w:r>
+              <w:rPr>
+                <w:noProof/>
+                <w:webHidden/>
+              </w:rPr>
+              <w:fldChar w:fldCharType="begin"/>
+            </w:r>
+            <w:r>
+              <w:rPr>
+                <w:noProof/>
+                <w:webHidden/>
+              </w:rPr>
+              <w:instrText xml:space="preserve"> PAGEREF _Toc225598449 \h </w:instrText>
+            </w:r>
+            <w:r>
+              <w:rPr>
+                <w:noProof/>
+                <w:webHidden/>
+              </w:rPr>
+            </w:r>
+            <w:r>
+              <w:rPr>
+                <w:noProof/>
+                <w:webHidden/>
+              </w:rPr>
+              <w:fldChar w:fldCharType="separate"/>
+            </w:r>
+            <w:r>
+              <w:rPr>
+                <w:noProof/>
+                <w:webHidden/>
+              </w:rPr>
+              <w:t>10</w:t>
+            </w:r>
+            <w:r>
+              <w:rPr>
+                <w:noProof/>
+                <w:webHidden/>
+              </w:rPr>
+              <w:fldChar w:fldCharType="end"/>
+            </w:r>
+          </w:hyperlink>
+        </w:p>
+        <w:p>
+          <w:pPr>
+            <w:pStyle w:val="21"/>
+            <w:tabs>
+              <w:tab w:val="right" w:leader="dot" w:pos="9628"/>
+            </w:tabs>
+            <w:rPr>
+              <w:rFonts w:asciiTheme="minorHAnsi" w:eastAsiaTheme="minorEastAsia" w:hAnsiTheme="minorHAnsi" w:cstheme="minorBidi"/>
+              <w:noProof/>
+              <w:sz w:val="22"/>
+              <w:szCs w:val="22"/>
+            </w:rPr>
+          </w:pPr>
+          <w:hyperlink w:anchor="_Toc225598450" w:history="1">
+            <w:r>
+              <w:rPr>
+                <w:rStyle w:val="ac"/>
+                <w:noProof/>
+              </w:rPr>
+              <w:t>Реализация BottomBar, ActionBar, Fragments</w:t>
+            </w:r>
+            <w:r>
+              <w:rPr>
+                <w:noProof/>
+                <w:webHidden/>
+              </w:rPr>
+              <w:tab/>
+            </w:r>
+            <w:r>
+              <w:rPr>
+                <w:noProof/>
+                <w:webHidden/>
+              </w:rPr>
+              <w:fldChar w:fldCharType="begin"/>
+            </w:r>
+            <w:r>
+              <w:rPr>
+                <w:noProof/>
+                <w:webHidden/>
+              </w:rPr>
+              <w:instrText xml:space="preserve"> PAGEREF _Toc225598450 \h </w:instrText>
+            </w:r>
+            <w:r>
+              <w:rPr>
+                <w:noProof/>
+                <w:webHidden/>
+              </w:rPr>
+            </w:r>
+            <w:r>
+              <w:rPr>
+                <w:noProof/>
+                <w:webHidden/>
+              </w:rPr>
+              <w:fldChar w:fldCharType="separate"/>
+            </w:r>
+            <w:r>
+              <w:rPr>
+                <w:noProof/>
+                <w:webHidden/>
+              </w:rPr>
+              <w:t>11</w:t>
             </w:r>
             <w:r>
               <w:rPr>
@@ -1917,7 +2270,7 @@
               <w:szCs w:val="22"/>
             </w:rPr>
           </w:pPr>
-          <w:hyperlink w:anchor="_Toc224402042" w:history="1">
+          <w:hyperlink w:anchor="_Toc225598451" w:history="1">
             <w:r>
               <w:rPr>
                 <w:rStyle w:val="ac"/>
@@ -1944,7 +2297,7 @@
                 <w:noProof/>
                 <w:webHidden/>
               </w:rPr>
-              <w:instrText xml:space="preserve"> PAGEREF _Toc224402042 \h </w:instrText>
+              <w:instrText xml:space="preserve"> PAGEREF _Toc225598451 \h </w:instrText>
             </w:r>
             <w:r>
               <w:rPr>
@@ -1964,7 +2317,7 @@
                 <w:noProof/>
                 <w:webHidden/>
               </w:rPr>
-              <w:t>32</w:t>
+              <w:t>13</w:t>
             </w:r>
             <w:r>
               <w:rPr>
@@ -1978,6 +2331,10 @@
         <w:p>
           <w:pPr>
             <w:ind w:firstLine="709"/>
+            <w:rPr>
+              <w:b/>
+              <w:bCs/>
+            </w:rPr>
           </w:pPr>
           <w:r>
             <w:rPr>
@@ -1991,16 +2348,6 @@
     </w:sdt>
     <w:p>
       <w:pPr>
-        <w:widowControl/>
-        <w:ind w:firstLine="0"/>
-        <w:jc w:val="center"/>
-      </w:pPr>
-      <w:r>
-        <w:br w:type="page"/>
-      </w:r>
-    </w:p>
-    <w:p>
-      <w:pPr>
         <w:pStyle w:val="1"/>
         <w:ind w:left="0"/>
         <w:jc w:val="center"/>
@@ -2009,7 +2356,7 @@
           <w:szCs w:val="32"/>
         </w:rPr>
       </w:pPr>
-      <w:bookmarkStart w:id="4" w:name="_Toc224402034"/>
+      <w:bookmarkStart w:id="5" w:name="_Toc225598439"/>
       <w:r>
         <w:rPr>
           <w:sz w:val="32"/>
@@ -2018,7 +2365,7 @@
         <w:lastRenderedPageBreak/>
         <w:t>ЦЕЛЬ РАБОТЫ</w:t>
       </w:r>
-      <w:bookmarkEnd w:id="4"/>
+      <w:bookmarkEnd w:id="5"/>
     </w:p>
     <w:p>
       <w:r>
@@ -2039,684 +2386,388 @@
         <w:ind w:left="0"/>
         <w:jc w:val="center"/>
       </w:pPr>
-      <w:bookmarkStart w:id="5" w:name="_Toc224402035"/>
+      <w:bookmarkStart w:id="6" w:name="_Toc225598440"/>
       <w:r>
         <w:lastRenderedPageBreak/>
         <w:t>ХОД РАБОТЫ</w:t>
       </w:r>
-      <w:bookmarkEnd w:id="5"/>
+      <w:bookmarkEnd w:id="6"/>
     </w:p>
     <w:p>
       <w:pPr>
         <w:pStyle w:val="2"/>
       </w:pPr>
-      <w:bookmarkStart w:id="6" w:name="_Toc224402036"/>
+      <w:bookmarkStart w:id="7" w:name="_Toc225598441"/>
       <w:r>
         <w:t>Задание 1</w:t>
       </w:r>
-      <w:bookmarkEnd w:id="6"/>
+      <w:bookmarkEnd w:id="7"/>
+    </w:p>
+    <w:p>
+      <w:r>
+        <w:t xml:space="preserve">1. Создать несколько </w:t>
+      </w:r>
+      <w:proofErr w:type="spellStart"/>
+      <w:r>
+        <w:t>Activity</w:t>
+      </w:r>
+      <w:proofErr w:type="spellEnd"/>
+      <w:r>
+        <w:t>. На первом экране выводится список</w:t>
+      </w:r>
+      <w:r>
+        <w:rPr>
+          <w:b/>
+        </w:rPr>
+        <w:t xml:space="preserve"> </w:t>
+      </w:r>
+      <w:r>
+        <w:t>категорий продуктов (или своя категория). В зависимости от выбранного</w:t>
+      </w:r>
+      <w:r>
+        <w:rPr>
+          <w:b/>
+        </w:rPr>
+        <w:t xml:space="preserve"> э</w:t>
+      </w:r>
+      <w:r>
+        <w:t xml:space="preserve">лемента списка, происходит переход на следующую </w:t>
+      </w:r>
+      <w:proofErr w:type="spellStart"/>
+      <w:r>
+        <w:t>Activity</w:t>
+      </w:r>
+      <w:proofErr w:type="spellEnd"/>
+      <w:r>
+        <w:t>. На второй</w:t>
+      </w:r>
+      <w:r>
+        <w:rPr>
+          <w:b/>
+        </w:rPr>
+        <w:t xml:space="preserve"> </w:t>
+      </w:r>
+      <w:proofErr w:type="spellStart"/>
+      <w:r>
+        <w:t>Activity</w:t>
+      </w:r>
+      <w:proofErr w:type="spellEnd"/>
+      <w:r>
+        <w:t xml:space="preserve"> выводится подробный список элементов выбранной категории.</w:t>
+      </w:r>
+      <w:r>
+        <w:rPr>
+          <w:b/>
+        </w:rPr>
+        <w:t xml:space="preserve"> </w:t>
+      </w:r>
+      <w:r>
+        <w:t xml:space="preserve">Например, выбираете категорию «Яблоки» и на второй </w:t>
+      </w:r>
+      <w:proofErr w:type="spellStart"/>
+      <w:r>
+        <w:t>Activity</w:t>
+      </w:r>
+      <w:proofErr w:type="spellEnd"/>
+      <w:r>
+        <w:t xml:space="preserve"> у вас</w:t>
+      </w:r>
+      <w:r>
+        <w:rPr>
+          <w:b/>
+        </w:rPr>
+        <w:t xml:space="preserve"> </w:t>
+      </w:r>
+      <w:r>
+        <w:t>перечень сортов яблок. Также должны быть реализованы возможности</w:t>
+      </w:r>
+      <w:r>
+        <w:rPr>
+          <w:b/>
+        </w:rPr>
+        <w:t xml:space="preserve"> д</w:t>
+      </w:r>
+      <w:r>
+        <w:t xml:space="preserve">обавления и удаления элементов из списка второго </w:t>
+      </w:r>
+      <w:proofErr w:type="spellStart"/>
+      <w:r>
+        <w:t>Activity</w:t>
+      </w:r>
+      <w:proofErr w:type="spellEnd"/>
+      <w:r>
+        <w:t xml:space="preserve"> (хотя бы для</w:t>
+      </w:r>
+      <w:r>
+        <w:rPr>
+          <w:b/>
+        </w:rPr>
+        <w:t xml:space="preserve"> </w:t>
+      </w:r>
+      <w:r>
+        <w:t>одной выбираемой категории, в остальных можно просто вывести</w:t>
+      </w:r>
+      <w:r>
+        <w:rPr>
+          <w:b/>
+        </w:rPr>
+        <w:t xml:space="preserve"> </w:t>
+      </w:r>
+      <w:r>
+        <w:t>список).</w:t>
+      </w:r>
+    </w:p>
+    <w:p>
+      <w:r>
+        <w:t xml:space="preserve">2. Создать </w:t>
+      </w:r>
+      <w:proofErr w:type="spellStart"/>
+      <w:r>
+        <w:t>Activity</w:t>
+      </w:r>
+      <w:proofErr w:type="spellEnd"/>
+      <w:r>
+        <w:t xml:space="preserve"> с </w:t>
+      </w:r>
+      <w:proofErr w:type="spellStart"/>
+      <w:r>
+        <w:t>RecyclerView</w:t>
+      </w:r>
+      <w:proofErr w:type="spellEnd"/>
+      <w:r>
+        <w:t xml:space="preserve"> для отображения данных. Выводить</w:t>
+      </w:r>
+      <w:r>
+        <w:rPr>
+          <w:b/>
+        </w:rPr>
+        <w:t xml:space="preserve"> </w:t>
+      </w:r>
+      <w:r>
+        <w:t>несколько полей с разными элементами: ОБЯЗАТЕЛЬНО картинку и</w:t>
+      </w:r>
+      <w:r>
+        <w:rPr>
+          <w:b/>
+        </w:rPr>
+        <w:t xml:space="preserve"> </w:t>
+      </w:r>
+      <w:proofErr w:type="spellStart"/>
+      <w:r>
+        <w:t>TextView</w:t>
+      </w:r>
+      <w:proofErr w:type="spellEnd"/>
+      <w:r>
+        <w:t>.</w:t>
+      </w:r>
+    </w:p>
+    <w:p>
+      <w:r>
+        <w:t xml:space="preserve">3. Создать </w:t>
+      </w:r>
+      <w:proofErr w:type="spellStart"/>
+      <w:r>
+        <w:t>Activity</w:t>
+      </w:r>
+      <w:proofErr w:type="spellEnd"/>
+      <w:r>
+        <w:t xml:space="preserve"> со </w:t>
+      </w:r>
+      <w:proofErr w:type="spellStart"/>
+      <w:r>
+        <w:t>ScrollView</w:t>
+      </w:r>
+      <w:proofErr w:type="spellEnd"/>
+      <w:r>
+        <w:t xml:space="preserve"> с элементами </w:t>
+      </w:r>
+      <w:proofErr w:type="spellStart"/>
+      <w:r>
+        <w:t>TextView</w:t>
+      </w:r>
+      <w:proofErr w:type="spellEnd"/>
+      <w:r>
+        <w:t xml:space="preserve"> (минимальное</w:t>
+      </w:r>
+      <w:r>
+        <w:rPr>
+          <w:b/>
+        </w:rPr>
+        <w:t xml:space="preserve"> </w:t>
+      </w:r>
+      <w:r>
+        <w:t>количество элементов должно быть такое, чтобы возможно было</w:t>
+      </w:r>
+      <w:r>
+        <w:rPr>
+          <w:b/>
+        </w:rPr>
+        <w:t xml:space="preserve"> </w:t>
+      </w:r>
+      <w:r>
+        <w:t xml:space="preserve">проверить функцию скроллинга) и </w:t>
+      </w:r>
+      <w:proofErr w:type="spellStart"/>
+      <w:r>
+        <w:t>EditText</w:t>
+      </w:r>
+      <w:proofErr w:type="spellEnd"/>
+      <w:r>
+        <w:t xml:space="preserve"> (внизу страницы, чтобы</w:t>
+      </w:r>
+      <w:r>
+        <w:rPr>
+          <w:b/>
+        </w:rPr>
+        <w:t xml:space="preserve"> </w:t>
+      </w:r>
+      <w:r>
+        <w:t>можно было ввести текст).</w:t>
+      </w:r>
+    </w:p>
+    <w:p>
+      <w:pPr>
+        <w:rPr>
+          <w:b/>
+        </w:rPr>
+      </w:pPr>
+      <w:r>
+        <w:t xml:space="preserve">4. Создать </w:t>
+      </w:r>
+      <w:proofErr w:type="spellStart"/>
+      <w:r>
+        <w:t>Activity</w:t>
+      </w:r>
+      <w:proofErr w:type="spellEnd"/>
+      <w:r>
+        <w:t xml:space="preserve"> с выпадающим списком (</w:t>
+      </w:r>
+      <w:proofErr w:type="spellStart"/>
+      <w:r>
+        <w:t>Spinner</w:t>
+      </w:r>
+      <w:proofErr w:type="spellEnd"/>
+      <w:r>
+        <w:t>)</w:t>
+      </w:r>
+      <w:r>
+        <w:rPr>
+          <w:b/>
+        </w:rPr>
+        <w:t>.</w:t>
+      </w:r>
     </w:p>
     <w:p>
       <w:pPr>
         <w:pStyle w:val="2"/>
-        <w:jc w:val="both"/>
-        <w:rPr>
-          <w:b w:val="0"/>
-          <w:sz w:val="28"/>
-          <w:szCs w:val="28"/>
-        </w:rPr>
-      </w:pPr>
-      <w:bookmarkStart w:id="7" w:name="_Toc224402037"/>
-      <w:r>
-        <w:rPr>
-          <w:b w:val="0"/>
-          <w:sz w:val="28"/>
-          <w:szCs w:val="28"/>
-        </w:rPr>
-        <w:t xml:space="preserve">1. Создать несколько </w:t>
+      </w:pPr>
+      <w:bookmarkStart w:id="8" w:name="_Toc225598442"/>
+      <w:r>
+        <w:t>Задание 2</w:t>
+      </w:r>
+      <w:bookmarkEnd w:id="8"/>
+    </w:p>
+    <w:p>
+      <w:pPr>
+        <w:ind w:firstLine="709"/>
+      </w:pPr>
+      <w:r>
+        <w:t xml:space="preserve">1. Реализовать несколько </w:t>
       </w:r>
       <w:proofErr w:type="spellStart"/>
       <w:r>
-        <w:rPr>
-          <w:b w:val="0"/>
-          <w:sz w:val="28"/>
-          <w:szCs w:val="28"/>
-        </w:rPr>
         <w:t>Activity</w:t>
       </w:r>
       <w:proofErr w:type="spellEnd"/>
       <w:r>
-        <w:rPr>
-          <w:b w:val="0"/>
-          <w:sz w:val="28"/>
-          <w:szCs w:val="28"/>
-        </w:rPr>
-        <w:t>. На первом экране выводится список</w:t>
-      </w:r>
-      <w:r>
-        <w:rPr>
-          <w:b w:val="0"/>
-          <w:sz w:val="28"/>
-          <w:szCs w:val="28"/>
-        </w:rPr>
-        <w:t xml:space="preserve"> </w:t>
-      </w:r>
-      <w:r>
-        <w:rPr>
-          <w:b w:val="0"/>
-          <w:sz w:val="28"/>
-          <w:szCs w:val="28"/>
-        </w:rPr>
-        <w:t>категорий продуктов (или своя категория). В зависимости от выбранного</w:t>
-      </w:r>
-      <w:r>
-        <w:rPr>
-          <w:b w:val="0"/>
-          <w:sz w:val="28"/>
-          <w:szCs w:val="28"/>
-        </w:rPr>
-        <w:t xml:space="preserve"> э</w:t>
-      </w:r>
-      <w:r>
-        <w:rPr>
-          <w:b w:val="0"/>
-          <w:sz w:val="28"/>
-          <w:szCs w:val="28"/>
-        </w:rPr>
-        <w:t xml:space="preserve">лемента списка, происходит переход на следующую </w:t>
+        <w:t xml:space="preserve">. На первом </w:t>
       </w:r>
       <w:proofErr w:type="spellStart"/>
       <w:r>
-        <w:rPr>
-          <w:b w:val="0"/>
-          <w:sz w:val="28"/>
-          <w:szCs w:val="28"/>
-        </w:rPr>
         <w:t>Activity</w:t>
       </w:r>
       <w:proofErr w:type="spellEnd"/>
       <w:r>
-        <w:rPr>
-          <w:b w:val="0"/>
-          <w:sz w:val="28"/>
-          <w:szCs w:val="28"/>
-        </w:rPr>
-        <w:t>. На второй</w:t>
-      </w:r>
-      <w:r>
-        <w:rPr>
-          <w:b w:val="0"/>
-          <w:sz w:val="28"/>
-          <w:szCs w:val="28"/>
-        </w:rPr>
-        <w:t xml:space="preserve"> </w:t>
+        <w:t xml:space="preserve"> должна отображаться боковая панель навигации. Наполнить ее элементами и реализовать изменение фрагментов в зависимости от выбранного элемента. Реализовать переход на вторую </w:t>
       </w:r>
       <w:proofErr w:type="spellStart"/>
       <w:r>
-        <w:rPr>
-          <w:b w:val="0"/>
-          <w:sz w:val="28"/>
-          <w:szCs w:val="28"/>
-        </w:rPr>
         <w:t>Activity</w:t>
       </w:r>
       <w:proofErr w:type="spellEnd"/>
       <w:r>
-        <w:rPr>
-          <w:b w:val="0"/>
-          <w:sz w:val="28"/>
-          <w:szCs w:val="28"/>
-        </w:rPr>
-        <w:t xml:space="preserve"> выводится подробный список элементов выбранной категории.</w:t>
-      </w:r>
-      <w:r>
-        <w:rPr>
-          <w:b w:val="0"/>
-          <w:sz w:val="28"/>
-          <w:szCs w:val="28"/>
-        </w:rPr>
-        <w:t xml:space="preserve"> </w:t>
-      </w:r>
-      <w:r>
-        <w:rPr>
-          <w:b w:val="0"/>
-          <w:sz w:val="28"/>
-          <w:szCs w:val="28"/>
-        </w:rPr>
-        <w:t xml:space="preserve">Например, выбираете категорию «Яблоки» и на второй </w:t>
+        <w:t xml:space="preserve"> из одного из элемента панели.</w:t>
+      </w:r>
+    </w:p>
+    <w:p>
+      <w:pPr>
+        <w:ind w:firstLine="709"/>
+      </w:pPr>
+      <w:r>
+        <w:t xml:space="preserve">2. На второй </w:t>
       </w:r>
       <w:proofErr w:type="spellStart"/>
       <w:r>
-        <w:rPr>
-          <w:b w:val="0"/>
-          <w:sz w:val="28"/>
-          <w:szCs w:val="28"/>
-        </w:rPr>
         <w:t>Activity</w:t>
       </w:r>
       <w:proofErr w:type="spellEnd"/>
       <w:r>
-        <w:rPr>
-          <w:b w:val="0"/>
-          <w:sz w:val="28"/>
-          <w:szCs w:val="28"/>
-        </w:rPr>
-        <w:t xml:space="preserve"> у вас</w:t>
-      </w:r>
-      <w:r>
-        <w:rPr>
-          <w:b w:val="0"/>
-          <w:sz w:val="28"/>
-          <w:szCs w:val="28"/>
-        </w:rPr>
-        <w:t xml:space="preserve"> </w:t>
-      </w:r>
-      <w:r>
-        <w:rPr>
-          <w:b w:val="0"/>
-          <w:sz w:val="28"/>
-          <w:szCs w:val="28"/>
-        </w:rPr>
-        <w:t>перечень сортов яблок. Также должны быть реализованы возможности</w:t>
-      </w:r>
-      <w:r>
-        <w:rPr>
-          <w:b w:val="0"/>
-          <w:sz w:val="28"/>
-          <w:szCs w:val="28"/>
-        </w:rPr>
-        <w:t xml:space="preserve"> д</w:t>
-      </w:r>
-      <w:r>
-        <w:rPr>
-          <w:b w:val="0"/>
-          <w:sz w:val="28"/>
-          <w:szCs w:val="28"/>
-        </w:rPr>
-        <w:t xml:space="preserve">обавления и удаления элементов из списка второго </w:t>
+        <w:t xml:space="preserve"> реализовать интеграцию </w:t>
       </w:r>
       <w:proofErr w:type="spellStart"/>
       <w:r>
-        <w:rPr>
-          <w:b w:val="0"/>
-          <w:sz w:val="28"/>
-          <w:szCs w:val="28"/>
-        </w:rPr>
+        <w:t>BottomBar</w:t>
+      </w:r>
+      <w:proofErr w:type="spellEnd"/>
+      <w:r>
+        <w:t xml:space="preserve"> с </w:t>
+      </w:r>
+      <w:proofErr w:type="spellStart"/>
+      <w:r>
+        <w:t>ActionBar</w:t>
+      </w:r>
+      <w:proofErr w:type="spellEnd"/>
+      <w:r>
+        <w:t xml:space="preserve">. При нажатии на элемент </w:t>
+      </w:r>
+      <w:proofErr w:type="spellStart"/>
+      <w:r>
+        <w:t>BottomBar</w:t>
+      </w:r>
+      <w:proofErr w:type="spellEnd"/>
+      <w:r>
+        <w:t xml:space="preserve"> необходимо отображать текущий элемент в </w:t>
+      </w:r>
+      <w:proofErr w:type="spellStart"/>
+      <w:r>
+        <w:t>ActionBar</w:t>
+      </w:r>
+      <w:proofErr w:type="spellEnd"/>
+      <w:r>
+        <w:t xml:space="preserve"> и изменять наполнение </w:t>
+      </w:r>
+      <w:proofErr w:type="spellStart"/>
+      <w:r>
         <w:t>Activity</w:t>
       </w:r>
       <w:proofErr w:type="spellEnd"/>
       <w:r>
-        <w:rPr>
-          <w:b w:val="0"/>
-          <w:sz w:val="28"/>
-          <w:szCs w:val="28"/>
-        </w:rPr>
-        <w:t xml:space="preserve"> (хотя бы для</w:t>
-      </w:r>
-      <w:r>
-        <w:rPr>
-          <w:b w:val="0"/>
-          <w:sz w:val="28"/>
-          <w:szCs w:val="28"/>
-        </w:rPr>
-        <w:t xml:space="preserve"> </w:t>
-      </w:r>
-      <w:r>
-        <w:rPr>
-          <w:b w:val="0"/>
-          <w:sz w:val="28"/>
-          <w:szCs w:val="28"/>
-        </w:rPr>
-        <w:t>одной выбираемой категории, в остальных можно просто вывести</w:t>
-      </w:r>
-      <w:r>
-        <w:rPr>
-          <w:b w:val="0"/>
-          <w:sz w:val="28"/>
-          <w:szCs w:val="28"/>
-        </w:rPr>
-        <w:t xml:space="preserve"> </w:t>
-      </w:r>
-      <w:r>
-        <w:rPr>
-          <w:b w:val="0"/>
-          <w:sz w:val="28"/>
-          <w:szCs w:val="28"/>
-        </w:rPr>
-        <w:t>список).</w:t>
+        <w:t xml:space="preserve"> с помощью фрагментов.</w:t>
+      </w:r>
+      <w:r>
+        <w:br w:type="page"/>
       </w:r>
     </w:p>
     <w:p>
       <w:pPr>
         <w:pStyle w:val="2"/>
-        <w:jc w:val="both"/>
-        <w:rPr>
-          <w:b w:val="0"/>
-          <w:sz w:val="28"/>
-          <w:szCs w:val="28"/>
-        </w:rPr>
-      </w:pPr>
-      <w:r>
-        <w:rPr>
-          <w:b w:val="0"/>
-          <w:sz w:val="28"/>
-          <w:szCs w:val="28"/>
-        </w:rPr>
-        <w:t xml:space="preserve">2. Создать </w:t>
-      </w:r>
-      <w:proofErr w:type="spellStart"/>
-      <w:r>
-        <w:rPr>
-          <w:b w:val="0"/>
-          <w:sz w:val="28"/>
-          <w:szCs w:val="28"/>
-        </w:rPr>
-        <w:t>Activity</w:t>
-      </w:r>
-      <w:proofErr w:type="spellEnd"/>
-      <w:r>
-        <w:rPr>
-          <w:b w:val="0"/>
-          <w:sz w:val="28"/>
-          <w:szCs w:val="28"/>
-        </w:rPr>
-        <w:t xml:space="preserve"> с </w:t>
-      </w:r>
-      <w:proofErr w:type="spellStart"/>
-      <w:r>
-        <w:rPr>
-          <w:b w:val="0"/>
-          <w:sz w:val="28"/>
-          <w:szCs w:val="28"/>
-        </w:rPr>
-        <w:t>RecyclerView</w:t>
-      </w:r>
-      <w:proofErr w:type="spellEnd"/>
-      <w:r>
-        <w:rPr>
-          <w:b w:val="0"/>
-          <w:sz w:val="28"/>
-          <w:szCs w:val="28"/>
-        </w:rPr>
-        <w:t xml:space="preserve"> для отображения данных. Выводить</w:t>
-      </w:r>
-      <w:r>
-        <w:rPr>
-          <w:b w:val="0"/>
-          <w:sz w:val="28"/>
-          <w:szCs w:val="28"/>
-        </w:rPr>
-        <w:t xml:space="preserve"> </w:t>
-      </w:r>
-      <w:r>
-        <w:rPr>
-          <w:b w:val="0"/>
-          <w:sz w:val="28"/>
-          <w:szCs w:val="28"/>
-        </w:rPr>
-        <w:t>несколько полей с разными элементами: ОБЯЗАТЕЛЬНО картинку и</w:t>
-      </w:r>
-      <w:r>
-        <w:rPr>
-          <w:b w:val="0"/>
-          <w:sz w:val="28"/>
-          <w:szCs w:val="28"/>
-        </w:rPr>
-        <w:t xml:space="preserve"> </w:t>
-      </w:r>
-      <w:proofErr w:type="spellStart"/>
-      <w:r>
-        <w:rPr>
-          <w:b w:val="0"/>
-          <w:sz w:val="28"/>
-          <w:szCs w:val="28"/>
-        </w:rPr>
-        <w:t>TextView</w:t>
-      </w:r>
-      <w:proofErr w:type="spellEnd"/>
-      <w:r>
-        <w:rPr>
-          <w:b w:val="0"/>
-          <w:sz w:val="28"/>
-          <w:szCs w:val="28"/>
-        </w:rPr>
-        <w:t>.</w:t>
-      </w:r>
-    </w:p>
-    <w:p>
-      <w:pPr>
-        <w:pStyle w:val="2"/>
-        <w:jc w:val="both"/>
-        <w:rPr>
-          <w:b w:val="0"/>
-          <w:sz w:val="28"/>
-          <w:szCs w:val="28"/>
-        </w:rPr>
-      </w:pPr>
-      <w:r>
-        <w:rPr>
-          <w:b w:val="0"/>
-          <w:sz w:val="28"/>
-          <w:szCs w:val="28"/>
-        </w:rPr>
-        <w:t xml:space="preserve">3. Создать </w:t>
-      </w:r>
-      <w:proofErr w:type="spellStart"/>
-      <w:r>
-        <w:rPr>
-          <w:b w:val="0"/>
-          <w:sz w:val="28"/>
-          <w:szCs w:val="28"/>
-        </w:rPr>
-        <w:t>Activity</w:t>
-      </w:r>
-      <w:proofErr w:type="spellEnd"/>
-      <w:r>
-        <w:rPr>
-          <w:b w:val="0"/>
-          <w:sz w:val="28"/>
-          <w:szCs w:val="28"/>
-        </w:rPr>
-        <w:t xml:space="preserve"> со </w:t>
-      </w:r>
-      <w:proofErr w:type="spellStart"/>
-      <w:r>
-        <w:rPr>
-          <w:b w:val="0"/>
-          <w:sz w:val="28"/>
-          <w:szCs w:val="28"/>
-        </w:rPr>
-        <w:t>ScrollView</w:t>
-      </w:r>
-      <w:proofErr w:type="spellEnd"/>
-      <w:r>
-        <w:rPr>
-          <w:b w:val="0"/>
-          <w:sz w:val="28"/>
-          <w:szCs w:val="28"/>
-        </w:rPr>
-        <w:t xml:space="preserve"> с элементами </w:t>
-      </w:r>
-      <w:proofErr w:type="spellStart"/>
-      <w:r>
-        <w:rPr>
-          <w:b w:val="0"/>
-          <w:sz w:val="28"/>
-          <w:szCs w:val="28"/>
-        </w:rPr>
-        <w:t>TextView</w:t>
-      </w:r>
-      <w:proofErr w:type="spellEnd"/>
-      <w:r>
-        <w:rPr>
-          <w:b w:val="0"/>
-          <w:sz w:val="28"/>
-          <w:szCs w:val="28"/>
-        </w:rPr>
-        <w:t xml:space="preserve"> (минимальное</w:t>
-      </w:r>
-      <w:r>
-        <w:rPr>
-          <w:b w:val="0"/>
-          <w:sz w:val="28"/>
-          <w:szCs w:val="28"/>
-        </w:rPr>
-        <w:t xml:space="preserve"> </w:t>
-      </w:r>
-      <w:r>
-        <w:rPr>
-          <w:b w:val="0"/>
-          <w:sz w:val="28"/>
-          <w:szCs w:val="28"/>
-        </w:rPr>
-        <w:t>количество элементов должно быть такое, чтобы возможно было</w:t>
-      </w:r>
-      <w:r>
-        <w:rPr>
-          <w:b w:val="0"/>
-          <w:sz w:val="28"/>
-          <w:szCs w:val="28"/>
-        </w:rPr>
-        <w:t xml:space="preserve"> </w:t>
-      </w:r>
-      <w:r>
-        <w:rPr>
-          <w:b w:val="0"/>
-          <w:sz w:val="28"/>
-          <w:szCs w:val="28"/>
-        </w:rPr>
-        <w:t xml:space="preserve">проверить функцию скроллинга) и </w:t>
-      </w:r>
-      <w:proofErr w:type="spellStart"/>
-      <w:r>
-        <w:rPr>
-          <w:b w:val="0"/>
-          <w:sz w:val="28"/>
-          <w:szCs w:val="28"/>
-        </w:rPr>
-        <w:t>EditText</w:t>
-      </w:r>
-      <w:proofErr w:type="spellEnd"/>
-      <w:r>
-        <w:rPr>
-          <w:b w:val="0"/>
-          <w:sz w:val="28"/>
-          <w:szCs w:val="28"/>
-        </w:rPr>
-        <w:t xml:space="preserve"> (внизу страницы, чтобы</w:t>
-      </w:r>
-      <w:r>
-        <w:rPr>
-          <w:b w:val="0"/>
-          <w:sz w:val="28"/>
-          <w:szCs w:val="28"/>
-        </w:rPr>
-        <w:t xml:space="preserve"> </w:t>
-      </w:r>
-      <w:r>
-        <w:rPr>
-          <w:b w:val="0"/>
-          <w:sz w:val="28"/>
-          <w:szCs w:val="28"/>
-        </w:rPr>
-        <w:t>можно было ввести текст).</w:t>
-      </w:r>
-    </w:p>
-    <w:p>
-      <w:pPr>
-        <w:pStyle w:val="2"/>
-        <w:jc w:val="both"/>
-        <w:rPr>
-          <w:b w:val="0"/>
-          <w:sz w:val="28"/>
-          <w:szCs w:val="28"/>
-        </w:rPr>
-      </w:pPr>
-      <w:r>
-        <w:rPr>
-          <w:b w:val="0"/>
-          <w:sz w:val="28"/>
-          <w:szCs w:val="28"/>
-        </w:rPr>
-        <w:t xml:space="preserve">4. Создать </w:t>
-      </w:r>
-      <w:proofErr w:type="spellStart"/>
-      <w:r>
-        <w:rPr>
-          <w:b w:val="0"/>
-          <w:sz w:val="28"/>
-          <w:szCs w:val="28"/>
-        </w:rPr>
-        <w:t>Activity</w:t>
-      </w:r>
-      <w:proofErr w:type="spellEnd"/>
-      <w:r>
-        <w:rPr>
-          <w:b w:val="0"/>
-          <w:sz w:val="28"/>
-          <w:szCs w:val="28"/>
-        </w:rPr>
-        <w:t xml:space="preserve"> с выпадающим списком (</w:t>
-      </w:r>
-      <w:proofErr w:type="spellStart"/>
-      <w:r>
-        <w:rPr>
-          <w:b w:val="0"/>
-          <w:sz w:val="28"/>
-          <w:szCs w:val="28"/>
-        </w:rPr>
-        <w:t>Spinner</w:t>
-      </w:r>
-      <w:proofErr w:type="spellEnd"/>
-      <w:r>
-        <w:rPr>
-          <w:b w:val="0"/>
-          <w:sz w:val="28"/>
-          <w:szCs w:val="28"/>
-        </w:rPr>
-        <w:t>)</w:t>
-      </w:r>
-      <w:r>
-        <w:rPr>
-          <w:b w:val="0"/>
-          <w:sz w:val="28"/>
-          <w:szCs w:val="28"/>
-        </w:rPr>
-        <w:t>.</w:t>
-      </w:r>
-    </w:p>
-    <w:p>
-      <w:pPr>
-        <w:pStyle w:val="2"/>
-      </w:pPr>
-      <w:r>
-        <w:t>Задание 2</w:t>
-      </w:r>
-      <w:bookmarkEnd w:id="7"/>
-    </w:p>
-    <w:p>
-      <w:pPr>
-        <w:ind w:firstLine="709"/>
-      </w:pPr>
-      <w:r>
-        <w:t xml:space="preserve">1. Реализовать несколько </w:t>
-      </w:r>
-      <w:proofErr w:type="spellStart"/>
-      <w:r>
-        <w:t>Activity</w:t>
-      </w:r>
-      <w:proofErr w:type="spellEnd"/>
-      <w:r>
-        <w:t xml:space="preserve">. На первом </w:t>
-      </w:r>
-      <w:proofErr w:type="spellStart"/>
-      <w:r>
-        <w:t>Activity</w:t>
-      </w:r>
-      <w:proofErr w:type="spellEnd"/>
-      <w:r>
-        <w:t xml:space="preserve"> должна отображаться</w:t>
-      </w:r>
-      <w:r>
-        <w:t xml:space="preserve"> </w:t>
-      </w:r>
-      <w:r>
-        <w:t>боковая панель навигации. Наполнить ее элементами и реализовать изменение</w:t>
-      </w:r>
-      <w:r>
-        <w:t xml:space="preserve"> </w:t>
-      </w:r>
-      <w:r>
-        <w:t>фрагментов в зависимости от выбранного элемента. Реализовать переход на вторую</w:t>
-      </w:r>
-      <w:r>
-        <w:t xml:space="preserve"> </w:t>
-      </w:r>
-      <w:proofErr w:type="spellStart"/>
-      <w:r>
-        <w:t>Activity</w:t>
-      </w:r>
-      <w:proofErr w:type="spellEnd"/>
-      <w:r>
-        <w:t xml:space="preserve"> из одного из элемента панели.</w:t>
-      </w:r>
-    </w:p>
-    <w:p>
-      <w:pPr>
-        <w:ind w:firstLine="709"/>
-      </w:pPr>
-      <w:r>
-        <w:t xml:space="preserve">2. На второй </w:t>
-      </w:r>
-      <w:proofErr w:type="spellStart"/>
-      <w:r>
-        <w:t>Activity</w:t>
-      </w:r>
-      <w:proofErr w:type="spellEnd"/>
-      <w:r>
-        <w:t xml:space="preserve"> реализовать интеграцию </w:t>
-      </w:r>
-      <w:proofErr w:type="spellStart"/>
-      <w:r>
-        <w:t>BottomBar</w:t>
-      </w:r>
-      <w:proofErr w:type="spellEnd"/>
-      <w:r>
-        <w:t xml:space="preserve"> с </w:t>
-      </w:r>
-      <w:proofErr w:type="spellStart"/>
-      <w:r>
-        <w:t>ActionBar</w:t>
-      </w:r>
-      <w:proofErr w:type="spellEnd"/>
-      <w:r>
-        <w:t>. При</w:t>
-      </w:r>
-      <w:r>
-        <w:t xml:space="preserve"> </w:t>
-      </w:r>
-      <w:r>
-        <w:t xml:space="preserve">нажатии на элемент </w:t>
-      </w:r>
-      <w:proofErr w:type="spellStart"/>
-      <w:r>
-        <w:t>BottomBar</w:t>
-      </w:r>
-      <w:proofErr w:type="spellEnd"/>
-      <w:r>
-        <w:t xml:space="preserve"> необходимо отображать текущий элемент в </w:t>
-      </w:r>
-      <w:proofErr w:type="spellStart"/>
-      <w:r>
-        <w:t>ActionBar</w:t>
-      </w:r>
-      <w:proofErr w:type="spellEnd"/>
-      <w:r>
-        <w:t xml:space="preserve"> </w:t>
-      </w:r>
-      <w:r>
-        <w:t xml:space="preserve">и изменять наполнение </w:t>
-      </w:r>
-      <w:proofErr w:type="spellStart"/>
-      <w:r>
-        <w:t>Activity</w:t>
-      </w:r>
-      <w:proofErr w:type="spellEnd"/>
-      <w:r>
-        <w:t xml:space="preserve"> с помощью фрагментов.</w:t>
-      </w:r>
-      <w:r>
-        <w:br w:type="page"/>
-      </w:r>
-    </w:p>
-    <w:p>
-      <w:pPr>
-        <w:pStyle w:val="2"/>
-      </w:pPr>
+      </w:pPr>
+      <w:bookmarkStart w:id="9" w:name="_Toc225598443"/>
       <w:r>
         <w:lastRenderedPageBreak/>
         <w:t>Подготовка структуры приложения</w:t>
       </w:r>
+      <w:bookmarkEnd w:id="9"/>
     </w:p>
     <w:p>
       <w:pPr>
@@ -2725,13 +2776,7 @@
         <w:ind w:left="0" w:firstLine="709"/>
       </w:pPr>
       <w:r>
-        <w:t>Выбрана тематика: настольные игры.</w:t>
-      </w:r>
-      <w:r>
-        <w:t xml:space="preserve"> </w:t>
-      </w:r>
-      <w:r>
-        <w:t>Определены основные экраны:</w:t>
+        <w:t>Выбрана тематика: настольные игры. Определены основные экраны:</w:t>
       </w:r>
     </w:p>
     <w:p>
@@ -2750,10 +2795,7 @@
       </w:r>
       <w:proofErr w:type="spellEnd"/>
       <w:r>
-        <w:t xml:space="preserve"> – </w:t>
-      </w:r>
-      <w:r>
-        <w:t xml:space="preserve">главный экран с </w:t>
+        <w:t xml:space="preserve"> – главный экран с </w:t>
       </w:r>
       <w:proofErr w:type="spellStart"/>
       <w:r>
@@ -2936,13 +2978,7 @@
         <w:rPr>
           <w:lang w:val="en-US"/>
         </w:rPr>
-        <w:t xml:space="preserve"> + Fragments</w:t>
-      </w:r>
-      <w:r>
-        <w:rPr>
-          <w:lang w:val="en-US"/>
-        </w:rPr>
-        <w:t>.</w:t>
+        <w:t xml:space="preserve"> + Fragments.</w:t>
       </w:r>
     </w:p>
     <w:p>
@@ -2958,11 +2994,10 @@
       <w:pPr>
         <w:pStyle w:val="2"/>
       </w:pPr>
-      <w:bookmarkStart w:id="8" w:name="_Toc224402039"/>
+      <w:bookmarkStart w:id="10" w:name="_Toc225598444"/>
       <w:r>
         <w:t>Р</w:t>
       </w:r>
-      <w:bookmarkEnd w:id="8"/>
       <w:r>
         <w:t xml:space="preserve">еализация </w:t>
       </w:r>
@@ -2987,6 +3022,7 @@
       <w:r>
         <w:t>на первом экране</w:t>
       </w:r>
+      <w:bookmarkEnd w:id="10"/>
     </w:p>
     <w:p>
       <w:pPr>
@@ -3069,14 +3105,7 @@
           <w:szCs w:val="24"/>
           <w:lang w:val="en-US"/>
         </w:rPr>
-        <w:t>.</w:t>
-      </w:r>
-      <w:r>
-        <w:rPr>
-          <w:szCs w:val="24"/>
-          <w:lang w:val="en-US"/>
-        </w:rPr>
-        <w:t xml:space="preserve"> </w:t>
+        <w:t xml:space="preserve">. </w:t>
       </w:r>
       <w:r>
         <w:rPr>
@@ -3224,79 +3253,40 @@
     </w:p>
     <w:p>
       <w:pPr>
-        <w:ind w:firstLine="709"/>
-        <w:rPr>
-          <w:b/>
-          <w:sz w:val="32"/>
-          <w:szCs w:val="32"/>
-        </w:rPr>
-      </w:pPr>
-      <w:r>
-        <w:rPr>
-          <w:b/>
-          <w:sz w:val="32"/>
-          <w:szCs w:val="32"/>
-        </w:rPr>
+        <w:pStyle w:val="2"/>
+        <w:rPr>
+          <w:b w:val="0"/>
+        </w:rPr>
+      </w:pPr>
+      <w:bookmarkStart w:id="11" w:name="_Toc225598445"/>
+      <w:r>
         <w:t xml:space="preserve">Реализация </w:t>
       </w:r>
       <w:proofErr w:type="spellStart"/>
       <w:r>
-        <w:rPr>
-          <w:b/>
-          <w:sz w:val="32"/>
-          <w:szCs w:val="32"/>
-        </w:rPr>
         <w:t>ListView</w:t>
       </w:r>
       <w:proofErr w:type="spellEnd"/>
       <w:r>
-        <w:rPr>
-          <w:b/>
-          <w:sz w:val="32"/>
-          <w:szCs w:val="32"/>
-        </w:rPr>
-        <w:t xml:space="preserve"> категорий и перехода по выбранной </w:t>
+        <w:t xml:space="preserve"> категорий и перехода по выбранной категории</w:t>
+      </w:r>
+      <w:bookmarkEnd w:id="11"/>
+    </w:p>
+    <w:p>
+      <w:pPr>
+        <w:ind w:firstLine="0"/>
+      </w:pPr>
+      <w:r>
+        <w:tab/>
+        <w:t xml:space="preserve">На главном экране реализован список категорий настольных игр. При выборе категории выполняется переход в </w:t>
       </w:r>
       <w:proofErr w:type="spellStart"/>
       <w:r>
-        <w:rPr>
-          <w:b/>
-          <w:sz w:val="32"/>
-          <w:szCs w:val="32"/>
-        </w:rPr>
-        <w:t>категории</w:t>
-      </w:r>
-    </w:p>
-    <w:p>
-      <w:pPr>
-        <w:ind w:firstLine="0"/>
-      </w:pPr>
+        <w:t>ThirdActivity</w:t>
+      </w:r>
       <w:proofErr w:type="spellEnd"/>
       <w:r>
-        <w:tab/>
-      </w:r>
-      <w:r>
-        <w:t>На главном экране реализован список категорий настольных игр.</w:t>
-      </w:r>
-      <w:r>
-        <w:t xml:space="preserve"> </w:t>
-      </w:r>
-      <w:r>
-        <w:t xml:space="preserve">При выборе категории выполняется переход в </w:t>
-      </w:r>
-      <w:proofErr w:type="spellStart"/>
-      <w:r>
-        <w:t>ThirdActivity</w:t>
-      </w:r>
-      <w:proofErr w:type="spellEnd"/>
-      <w:r>
-        <w:t>.</w:t>
-      </w:r>
-      <w:r>
-        <w:t xml:space="preserve"> </w:t>
-      </w:r>
-      <w:r>
-        <w:t xml:space="preserve">В </w:t>
+        <w:t xml:space="preserve">. В </w:t>
       </w:r>
       <w:proofErr w:type="spellStart"/>
       <w:r>
@@ -3321,6 +3311,9 @@
         <w:jc w:val="center"/>
       </w:pPr>
       <w:r>
+        <w:rPr>
+          <w:noProof/>
+        </w:rPr>
         <w:drawing>
           <wp:inline distT="0" distB="0" distL="0" distR="0" wp14:anchorId="0F2BA2D6" wp14:editId="64C6F04A">
             <wp:extent cx="2444750" cy="5161571"/>
@@ -3363,9 +3356,6 @@
         <w:widowControl/>
         <w:ind w:firstLine="0"/>
         <w:jc w:val="center"/>
-        <w:rPr>
-          <w:lang w:val="en-US"/>
-        </w:rPr>
       </w:pPr>
       <w:r>
         <w:t xml:space="preserve">Рисунок </w:t>
@@ -3408,6 +3398,9 @@
         <w:jc w:val="center"/>
       </w:pPr>
       <w:r>
+        <w:rPr>
+          <w:noProof/>
+        </w:rPr>
         <w:lastRenderedPageBreak/>
         <w:drawing>
           <wp:inline distT="0" distB="0" distL="0" distR="0" wp14:anchorId="2ACBB6AD" wp14:editId="4B2FF287">
@@ -3491,34 +3484,21 @@
     </w:p>
     <w:p>
       <w:pPr>
-        <w:ind w:firstLine="709"/>
-        <w:rPr>
-          <w:b/>
-          <w:sz w:val="32"/>
-          <w:szCs w:val="32"/>
-        </w:rPr>
-      </w:pPr>
-      <w:r>
-        <w:rPr>
-          <w:b/>
-          <w:sz w:val="32"/>
-          <w:szCs w:val="32"/>
-        </w:rPr>
+        <w:pStyle w:val="2"/>
+      </w:pPr>
+      <w:bookmarkStart w:id="12" w:name="_Toc225598446"/>
+      <w:r>
         <w:t>Добавление и удаление элементов списка</w:t>
       </w:r>
+      <w:bookmarkEnd w:id="12"/>
     </w:p>
     <w:p>
       <w:pPr>
         <w:widowControl/>
         <w:ind w:firstLine="0"/>
-        <w:rPr>
-          <w:lang w:val="en-US"/>
-        </w:rPr>
       </w:pPr>
       <w:r>
         <w:tab/>
-      </w:r>
-      <w:r>
         <w:t xml:space="preserve">В </w:t>
       </w:r>
       <w:proofErr w:type="spellStart"/>
@@ -3527,49 +3507,7 @@
       </w:r>
       <w:proofErr w:type="spellEnd"/>
       <w:r>
-        <w:t xml:space="preserve"> реализованы:</w:t>
-      </w:r>
-      <w:r>
-        <w:t xml:space="preserve"> </w:t>
-      </w:r>
-      <w:r>
-        <w:t>поле ввода новой игры,</w:t>
-      </w:r>
-      <w:r>
-        <w:t xml:space="preserve"> </w:t>
-      </w:r>
-      <w:r>
-        <w:t>кнопка Добавить,</w:t>
-      </w:r>
-      <w:r>
-        <w:t xml:space="preserve"> </w:t>
-      </w:r>
-      <w:r>
-        <w:t>кнопка Удалить.</w:t>
-      </w:r>
-      <w:r>
-        <w:t xml:space="preserve"> </w:t>
-      </w:r>
-      <w:r>
-        <w:t>Удаление выполняется для отмеченных элементов списка.</w:t>
-      </w:r>
-      <w:r>
-        <w:t xml:space="preserve"> </w:t>
-      </w:r>
-      <w:r>
-        <w:t xml:space="preserve">Функциональность доступна в контексте тематики </w:t>
-      </w:r>
-      <w:r>
-        <w:t>«</w:t>
-      </w:r>
-      <w:r>
-        <w:t>моя коллекция игр</w:t>
-      </w:r>
-      <w:r>
-        <w:t>»</w:t>
-      </w:r>
-      <w:r>
-        <w:t>.</w:t>
+        <w:t xml:space="preserve"> реализованы: поле ввода новой игры, кнопка Добавить, кнопка Удалить. Удаление выполняется для отмеченных элементов списка. Функциональность доступна в контексте тематики «моя коллекция игр».</w:t>
       </w:r>
     </w:p>
     <w:p>
@@ -3578,6 +3516,9 @@
         <w:jc w:val="center"/>
       </w:pPr>
       <w:r>
+        <w:rPr>
+          <w:noProof/>
+        </w:rPr>
         <w:lastRenderedPageBreak/>
         <w:drawing>
           <wp:inline distT="0" distB="0" distL="0" distR="0" wp14:anchorId="25E36960" wp14:editId="07C7390C">
@@ -3646,6 +3587,9 @@
         <w:jc w:val="center"/>
       </w:pPr>
       <w:r>
+        <w:rPr>
+          <w:noProof/>
+        </w:rPr>
         <w:drawing>
           <wp:inline distT="0" distB="0" distL="0" distR="0" wp14:anchorId="7D8C312F" wp14:editId="0B137F64">
             <wp:extent cx="2634640" cy="1971040"/>
@@ -3719,31 +3663,20 @@
     </w:p>
     <w:p>
       <w:pPr>
-        <w:ind w:firstLine="709"/>
-        <w:rPr>
-          <w:b/>
-          <w:sz w:val="32"/>
-          <w:szCs w:val="32"/>
-        </w:rPr>
-      </w:pPr>
-      <w:r>
-        <w:rPr>
-          <w:b/>
-          <w:sz w:val="32"/>
-          <w:szCs w:val="32"/>
-        </w:rPr>
+        <w:pStyle w:val="2"/>
+      </w:pPr>
+      <w:bookmarkStart w:id="13" w:name="_Toc225598447"/>
+      <w:r>
         <w:t xml:space="preserve">Реализация отдельной активности со </w:t>
       </w:r>
       <w:proofErr w:type="spellStart"/>
       <w:r>
         <w:rPr>
-          <w:b/>
-          <w:sz w:val="32"/>
-          <w:szCs w:val="32"/>
           <w:lang w:val="en-US"/>
         </w:rPr>
         <w:t>ScrollView</w:t>
       </w:r>
+      <w:bookmarkEnd w:id="13"/>
       <w:proofErr w:type="spellEnd"/>
     </w:p>
     <w:p>
@@ -3799,6 +3732,9 @@
         <w:jc w:val="center"/>
       </w:pPr>
       <w:r>
+        <w:rPr>
+          <w:noProof/>
+        </w:rPr>
         <w:lastRenderedPageBreak/>
         <w:drawing>
           <wp:inline distT="0" distB="0" distL="0" distR="0" wp14:anchorId="4F3A4F73" wp14:editId="085AABA6">
@@ -3866,30 +3802,19 @@
     </w:p>
     <w:p>
       <w:pPr>
-        <w:ind w:firstLine="709"/>
-        <w:rPr>
-          <w:b/>
-          <w:sz w:val="32"/>
-          <w:szCs w:val="32"/>
-        </w:rPr>
-      </w:pPr>
-      <w:r>
-        <w:rPr>
-          <w:b/>
-          <w:sz w:val="32"/>
-          <w:szCs w:val="32"/>
-        </w:rPr>
+        <w:pStyle w:val="2"/>
+      </w:pPr>
+      <w:bookmarkStart w:id="14" w:name="_Toc225598448"/>
+      <w:r>
         <w:t xml:space="preserve">Реализация отдельной активности со </w:t>
       </w:r>
       <w:r>
         <w:rPr>
-          <w:b/>
-          <w:sz w:val="32"/>
-          <w:szCs w:val="32"/>
           <w:lang w:val="en-US"/>
         </w:rPr>
         <w:t>Spinner</w:t>
       </w:r>
+      <w:bookmarkEnd w:id="14"/>
     </w:p>
     <w:p>
       <w:pPr>
@@ -3943,6 +3868,9 @@
         <w:jc w:val="center"/>
       </w:pPr>
       <w:r>
+        <w:rPr>
+          <w:noProof/>
+        </w:rPr>
         <w:drawing>
           <wp:inline distT="0" distB="0" distL="0" distR="0" wp14:anchorId="0F62FF67" wp14:editId="63ECD57A">
             <wp:extent cx="2832100" cy="1509989"/>
@@ -4030,6 +3958,9 @@
         <w:jc w:val="center"/>
       </w:pPr>
       <w:r>
+        <w:rPr>
+          <w:noProof/>
+        </w:rPr>
         <w:lastRenderedPageBreak/>
         <w:drawing>
           <wp:inline distT="0" distB="0" distL="0" distR="0" wp14:anchorId="30B39409" wp14:editId="7442EF3D">
@@ -4087,10 +4018,7 @@
         <w:t xml:space="preserve"> – </w:t>
       </w:r>
       <w:r>
-        <w:t xml:space="preserve">Скриншот </w:t>
-      </w:r>
-      <w:r>
-        <w:t>результата выбора</w:t>
+        <w:t>Скриншот результата выбора</w:t>
       </w:r>
     </w:p>
     <w:p>
@@ -4100,48 +4028,24 @@
     </w:p>
     <w:p>
       <w:pPr>
-        <w:ind w:firstLine="709"/>
-        <w:rPr>
-          <w:b/>
-          <w:sz w:val="32"/>
-          <w:szCs w:val="32"/>
-        </w:rPr>
-      </w:pPr>
-      <w:r>
-        <w:rPr>
-          <w:b/>
-          <w:sz w:val="32"/>
-          <w:szCs w:val="32"/>
-        </w:rPr>
+        <w:pStyle w:val="2"/>
+      </w:pPr>
+      <w:bookmarkStart w:id="15" w:name="_Toc225598449"/>
+      <w:r>
         <w:t xml:space="preserve">Реализация </w:t>
       </w:r>
       <w:proofErr w:type="spellStart"/>
       <w:r>
         <w:rPr>
-          <w:b/>
-          <w:sz w:val="32"/>
-          <w:szCs w:val="32"/>
           <w:lang w:val="en-US"/>
         </w:rPr>
         <w:t>RecyclerView</w:t>
       </w:r>
       <w:proofErr w:type="spellEnd"/>
       <w:r>
-        <w:rPr>
-          <w:b/>
-          <w:sz w:val="32"/>
-          <w:szCs w:val="32"/>
-        </w:rPr>
-        <w:t xml:space="preserve"> (</w:t>
-      </w:r>
-      <w:r>
-        <w:rPr>
-          <w:b/>
-          <w:sz w:val="32"/>
-          <w:szCs w:val="32"/>
-        </w:rPr>
-        <w:t>изображение и текст)</w:t>
-      </w:r>
+        <w:t xml:space="preserve"> (изображение и текст)</w:t>
+      </w:r>
+      <w:bookmarkEnd w:id="15"/>
     </w:p>
     <w:p>
       <w:pPr>
@@ -4165,37 +4069,7 @@
       </w:r>
       <w:proofErr w:type="spellEnd"/>
       <w:r>
-        <w:t>.</w:t>
-      </w:r>
-      <w:r>
-        <w:t xml:space="preserve"> </w:t>
-      </w:r>
-      <w:r>
-        <w:t>Создан адаптер и модель элементов.</w:t>
-      </w:r>
-      <w:r>
-        <w:t xml:space="preserve"> </w:t>
-      </w:r>
-      <w:r>
-        <w:t>Для каждого элемента выводятся:</w:t>
-      </w:r>
-      <w:r>
-        <w:t xml:space="preserve"> </w:t>
-      </w:r>
-      <w:r>
-        <w:t>изображение (загрузка по URL),</w:t>
-      </w:r>
-      <w:r>
-        <w:t xml:space="preserve"> </w:t>
-      </w:r>
-      <w:r>
-        <w:t>название,</w:t>
-      </w:r>
-      <w:r>
-        <w:t xml:space="preserve"> </w:t>
-      </w:r>
-      <w:r>
-        <w:t>краткое описание.</w:t>
+        <w:t>. Создан адаптер и модель элементов. Для каждого элемента выводятся: изображение (загрузка по URL), название, краткое описание.</w:t>
       </w:r>
     </w:p>
     <w:p>
@@ -4204,6 +4078,9 @@
         <w:jc w:val="center"/>
       </w:pPr>
       <w:r>
+        <w:rPr>
+          <w:noProof/>
+        </w:rPr>
         <w:lastRenderedPageBreak/>
         <w:drawing>
           <wp:inline distT="0" distB="0" distL="0" distR="0" wp14:anchorId="29C72B04" wp14:editId="0832C553">
@@ -4279,100 +4156,48 @@
     </w:p>
     <w:p>
       <w:pPr>
-        <w:ind w:firstLine="709"/>
-        <w:rPr>
-          <w:b/>
-          <w:sz w:val="32"/>
-          <w:szCs w:val="32"/>
-        </w:rPr>
-      </w:pPr>
-      <w:r>
-        <w:rPr>
-          <w:b/>
-          <w:sz w:val="32"/>
-          <w:szCs w:val="32"/>
-        </w:rPr>
+        <w:pStyle w:val="2"/>
+        <w:rPr>
+          <w:b w:val="0"/>
+        </w:rPr>
+      </w:pPr>
+      <w:bookmarkStart w:id="16" w:name="_Toc225598450"/>
+      <w:r>
         <w:t xml:space="preserve">Реализация </w:t>
       </w:r>
       <w:proofErr w:type="spellStart"/>
       <w:r>
-        <w:rPr>
-          <w:b/>
-          <w:sz w:val="32"/>
-          <w:szCs w:val="32"/>
-        </w:rPr>
-        <w:t>Реализация</w:t>
+        <w:t>BottomBar</w:t>
       </w:r>
       <w:proofErr w:type="spellEnd"/>
       <w:r>
         <w:rPr>
-          <w:b/>
-          <w:sz w:val="32"/>
-          <w:szCs w:val="32"/>
-        </w:rPr>
+          <w:b w:val="0"/>
+        </w:rPr>
+        <w:t>,</w:t>
+      </w:r>
+      <w:r>
         <w:t xml:space="preserve"> </w:t>
       </w:r>
       <w:proofErr w:type="spellStart"/>
       <w:r>
-        <w:rPr>
-          <w:b/>
-          <w:sz w:val="32"/>
-          <w:szCs w:val="32"/>
-        </w:rPr>
-        <w:t>BottomBar</w:t>
+        <w:t>ActionBar</w:t>
       </w:r>
       <w:proofErr w:type="spellEnd"/>
       <w:r>
         <w:rPr>
-          <w:b/>
-          <w:sz w:val="32"/>
-          <w:szCs w:val="32"/>
+          <w:b w:val="0"/>
         </w:rPr>
         <w:t>,</w:t>
       </w:r>
       <w:r>
-        <w:rPr>
-          <w:b/>
-          <w:sz w:val="32"/>
-          <w:szCs w:val="32"/>
-        </w:rPr>
         <w:t xml:space="preserve"> </w:t>
       </w:r>
       <w:proofErr w:type="spellStart"/>
       <w:r>
-        <w:rPr>
-          <w:b/>
-          <w:sz w:val="32"/>
-          <w:szCs w:val="32"/>
-        </w:rPr>
-        <w:t>ActionBar</w:t>
-      </w:r>
-      <w:proofErr w:type="spellEnd"/>
-      <w:r>
-        <w:rPr>
-          <w:b/>
-          <w:sz w:val="32"/>
-          <w:szCs w:val="32"/>
-        </w:rPr>
-        <w:t>,</w:t>
-      </w:r>
-      <w:r>
-        <w:rPr>
-          <w:b/>
-          <w:sz w:val="32"/>
-          <w:szCs w:val="32"/>
-        </w:rPr>
-        <w:t xml:space="preserve"> </w:t>
-      </w:r>
-      <w:proofErr w:type="spellStart"/>
-      <w:r>
-        <w:rPr>
-          <w:b/>
-          <w:sz w:val="32"/>
-          <w:szCs w:val="32"/>
-        </w:rPr>
         <w:t>Fragments</w:t>
       </w:r>
+      <w:bookmarkEnd w:id="16"/>
       <w:proofErr w:type="spellEnd"/>
     </w:p>
     <w:p>
@@ -4433,22 +4258,10 @@
         <w:rPr>
           <w:lang w:val="en-US"/>
         </w:rPr>
-        <w:t>).</w:t>
-      </w:r>
-      <w:r>
-        <w:rPr>
-          <w:lang w:val="en-US"/>
-        </w:rPr>
-        <w:t xml:space="preserve"> </w:t>
-      </w:r>
-      <w:r>
-        <w:t>По нажатию на пункт:</w:t>
-      </w:r>
-      <w:r>
-        <w:t xml:space="preserve"> </w:t>
-      </w:r>
-      <w:r>
-        <w:t xml:space="preserve">меняется заголовок </w:t>
+        <w:t xml:space="preserve">). </w:t>
+      </w:r>
+      <w:r>
+        <w:t xml:space="preserve">По нажатию на пункт: меняется заголовок </w:t>
       </w:r>
       <w:proofErr w:type="spellStart"/>
       <w:r>
@@ -4456,13 +4269,7 @@
       </w:r>
       <w:proofErr w:type="spellEnd"/>
       <w:r>
-        <w:t>,</w:t>
-      </w:r>
-      <w:r>
-        <w:t xml:space="preserve"> </w:t>
-      </w:r>
-      <w:r>
-        <w:t>меняется отображаемый фрагмент (Коллекция, Топ</w:t>
+        <w:t>, меняется отображаемый фрагмент (Коллекция, Топ</w:t>
       </w:r>
       <w:proofErr w:type="gramStart"/>
       <w:r>
@@ -4479,6 +4286,9 @@
         <w:jc w:val="center"/>
       </w:pPr>
       <w:r>
+        <w:rPr>
+          <w:noProof/>
+        </w:rPr>
         <w:lastRenderedPageBreak/>
         <w:drawing>
           <wp:inline distT="0" distB="0" distL="0" distR="0" wp14:anchorId="39C5206C" wp14:editId="095FF541">
@@ -4552,8 +4362,6 @@
         <w:widowControl/>
         <w:ind w:firstLine="709"/>
       </w:pPr>
-      <w:bookmarkStart w:id="9" w:name="_GoBack"/>
-      <w:bookmarkEnd w:id="9"/>
       <w:r>
         <w:t xml:space="preserve">Ссылка на проект в </w:t>
       </w:r>
@@ -4573,112 +4381,8 @@
         <w:r>
           <w:rPr>
             <w:rStyle w:val="ac"/>
-            <w:lang w:val="en-US"/>
           </w:rPr>
-          <w:t>https</w:t>
-        </w:r>
-        <w:r>
-          <w:rPr>
-            <w:rStyle w:val="ac"/>
-          </w:rPr>
-          <w:t>://</w:t>
-        </w:r>
-        <w:proofErr w:type="spellStart"/>
-        <w:r>
-          <w:rPr>
-            <w:rStyle w:val="ac"/>
-            <w:lang w:val="en-US"/>
-          </w:rPr>
-          <w:t>github</w:t>
-        </w:r>
-        <w:proofErr w:type="spellEnd"/>
-        <w:r>
-          <w:rPr>
-            <w:rStyle w:val="ac"/>
-          </w:rPr>
-          <w:t>.</w:t>
-        </w:r>
-        <w:r>
-          <w:rPr>
-            <w:rStyle w:val="ac"/>
-            <w:lang w:val="en-US"/>
-          </w:rPr>
-          <w:t>com</w:t>
-        </w:r>
-        <w:r>
-          <w:rPr>
-            <w:rStyle w:val="ac"/>
-          </w:rPr>
-          <w:t>/</w:t>
-        </w:r>
-        <w:proofErr w:type="spellStart"/>
-        <w:r>
-          <w:rPr>
-            <w:rStyle w:val="ac"/>
-            <w:lang w:val="en-US"/>
-          </w:rPr>
-          <w:t>resutie</w:t>
-        </w:r>
-        <w:proofErr w:type="spellEnd"/>
-        <w:r>
-          <w:rPr>
-            <w:rStyle w:val="ac"/>
-          </w:rPr>
-          <w:t>/</w:t>
-        </w:r>
-        <w:r>
-          <w:rPr>
-            <w:rStyle w:val="ac"/>
-            <w:lang w:val="en-US"/>
-          </w:rPr>
-          <w:t>Android</w:t>
-        </w:r>
-        <w:r>
-          <w:rPr>
-            <w:rStyle w:val="ac"/>
-          </w:rPr>
-          <w:t>/</w:t>
-        </w:r>
-        <w:r>
-          <w:rPr>
-            <w:rStyle w:val="ac"/>
-            <w:lang w:val="en-US"/>
-          </w:rPr>
-          <w:t>tree</w:t>
-        </w:r>
-        <w:r>
-          <w:rPr>
-            <w:rStyle w:val="ac"/>
-          </w:rPr>
-          <w:t>/</w:t>
-        </w:r>
-        <w:r>
-          <w:rPr>
-            <w:rStyle w:val="ac"/>
-            <w:lang w:val="en-US"/>
-          </w:rPr>
-          <w:t>main</w:t>
-        </w:r>
-        <w:r>
-          <w:rPr>
-            <w:rStyle w:val="ac"/>
-          </w:rPr>
-          <w:t>/</w:t>
-        </w:r>
-        <w:proofErr w:type="spellStart"/>
-        <w:r>
-          <w:rPr>
-            <w:rStyle w:val="ac"/>
-            <w:lang w:val="en-US"/>
-          </w:rPr>
-          <w:t>pr</w:t>
-        </w:r>
-        <w:proofErr w:type="spellEnd"/>
-        <w:r>
-          <w:rPr>
-            <w:rStyle w:val="ac"/>
-          </w:rPr>
-          <w:t>2</w:t>
+          <w:t>https://github.com/resutie/Android/tree/main/pr3</w:t>
         </w:r>
       </w:hyperlink>
     </w:p>
@@ -4688,12 +4392,12 @@
         <w:ind w:left="0" w:firstLine="709"/>
         <w:jc w:val="center"/>
       </w:pPr>
-      <w:bookmarkStart w:id="10" w:name="_Toc224402042"/>
+      <w:bookmarkStart w:id="17" w:name="_Toc225598451"/>
       <w:r>
         <w:lastRenderedPageBreak/>
         <w:t>ВЫВОД</w:t>
       </w:r>
-      <w:bookmarkEnd w:id="10"/>
+      <w:bookmarkEnd w:id="17"/>
     </w:p>
     <w:p>
       <w:pPr>
@@ -7091,7 +6795,7 @@
 </file>
 
 <file path=customXml/itemProps1.xml><?xml version="1.0" encoding="utf-8"?>
-<ds:datastoreItem xmlns:ds="http://schemas.openxmlformats.org/officeDocument/2006/customXml" ds:itemID="{F759C120-8A34-44E9-9784-E7CEC9F5B131}">
+<ds:datastoreItem xmlns:ds="http://schemas.openxmlformats.org/officeDocument/2006/customXml" ds:itemID="{25F9E447-D4AE-484D-9746-D99AD1E498DF}">
   <ds:schemaRefs>
     <ds:schemaRef ds:uri="http://schemas.openxmlformats.org/officeDocument/2006/bibliography"/>
   </ds:schemaRefs>
